--- a/data/ai_paras/AI_para_105.docx
+++ b/data/ai_paras/AI_para_105.docx
@@ -4,7 +4,7 @@
   <w:body>
     <w:p>
       <w:r>
-        <w:t>The ultimate decision to select a Mexican restaurant emerged as a result of its convenient location and the capacity to cater to various dietary requirements, demonstrating the team's dedication to flexibility and collective well-being. This choice reflected the group's ability to prioritize inclusivity and practicality over individual preferences, aligning with the principles of effective group decision-making as discussed by Tindale and Winget, who emphasize the importance of negotiation focus in achieving consensus (Ref-s843512). In the process, the group exemplified a willingness to adapt and compromise, ensuring that all members felt their needs were respected and considered. This approach not only facilitated a smoother decision-making process but also reinforced group harmony, illustrating that achieving consensus is a collaborative effort that enhances team dynamics when guided by openness and mutual respect. The outcome of this meeting served as a testament to the value of prioritizing group harmony and collective needs, fostering a more cohesive and resilient team.</w:t>
+        <w:t>Reflecting on the experience of reaching consensus during the team meeting, it is evident that the process significantly enhanced both team dynamics and personal growth. The collective decision to choose a Mexican restaurant, despite initial personal biases, underscored the importance of open-mindedness in collaborative settings. Through this exercise, team members learned to prioritize collective goals over individual preferences, fostering a culture of mutual respect and understanding. This approach not only strengthened the team’s ability to work harmoniously but also highlighted the value of maintaining flexibility and empathy in decision-making processes. Ultimately, the experience reinforced the necessity of balancing individual desires with the collective needs of the group, a lesson that is crucial for successful collaboration and effective team functioning.</w:t>
       </w:r>
     </w:p>
     <w:sectPr>
